--- a/articulos/2026-09-15-milpa-aula-saberes-agroecologicos-cafetaleros-huasteca-poblana.docx
+++ b/articulos/2026-09-15-milpa-aula-saberes-agroecologicos-cafetaleros-huasteca-poblana.docx
@@ -124,25 +124,7 @@
         <w:jc w:val="both"/>
       </w:pPr>
       <w:r>
-        <w:t xml:space="preserve">Este artículo se distingue de investigaciones previas sobre la Huasteca Poblana que han examinado el desplazamiento de las lenguas originarias en la escuela o la certificación de los docentes en el dominio del náhuatl, para centrarse específicamente en el vínculo entre los saberes agroecológicos cafetaleros y los contenidos escolares oficiales, un ángulo que la literatura regional no ha explorado de manera sistemática. El </w:t>
-      </w:r>
-      <w:r>
-        <w:rPr>
-          <w:b/>
-        </w:rPr>
-        <w:t xml:space="preserve">objetivo general</w:t>
-      </w:r>
-      <w:r>
-        <w:t xml:space="preserve"> de este artículo es analizar de qué manera los saberes agroecológicos cafetaleros locales se articulan con el currículo oficial de la educación primaria indígena en escuelas de Xicotepec de Juárez y Tlacuilotepec. Dado el carácter cualitativo y comparativo del diseño, no se plantea una hipótesis, sino la siguiente </w:t>
-      </w:r>
-      <w:r>
-        <w:rPr>
-          <w:b/>
-        </w:rPr>
-        <w:t xml:space="preserve">pregunta de investigación</w:t>
-      </w:r>
-      <w:r>
-        <w:t xml:space="preserve">: ¿de qué manera los saberes agroecológicos cafetaleros locales se articulan con el currículo oficial de la educación primaria indígena en escuelas de estos dos municipios de la Huasteca Poblana? Esta pregunta reaparece de manera literal en las secciones de resultados, discusión y conclusiones. La relevancia académica del estudio radica en documentar un vínculo curricular poco estudiado; su relevancia social consiste en ofrecer elementos para que la política educativa regional reconozca a la economía cafetalera no solo como un factor de riesgo para la asistencia escolar, sino como una fuente legítima de contenido pedagógico.</w:t>
+        <w:t xml:space="preserve">Este artículo se distingue de investigaciones previas sobre la Huasteca Poblana que han examinado el desplazamiento de las lenguas originarias en la escuela o la certificación de los docentes en el dominio del náhuatl, para centrarse específicamente en el vínculo entre los saberes agroecológicos cafetaleros y los contenidos escolares oficiales, un ángulo que la literatura regional no ha explorado de manera sistemática. El objetivo general de este artículo es analizar de qué manera los saberes agroecológicos cafetaleros locales se articulan con el currículo oficial de la educación primaria indígena en escuelas de Xicotepec de Juárez y Tlacuilotepec. Dado el carácter cualitativo y comparativo del diseño, no se plantea una hipótesis, sino la siguiente pregunta de investigación: ¿de qué manera los saberes agroecológicos cafetaleros locales se articulan con el currículo oficial de la educación primaria indígena en escuelas de estos dos municipios de la Huasteca Poblana? Esta pregunta reaparece de manera literal en las secciones de resultados, discusión y conclusiones. La relevancia académica del estudio radica en documentar un vínculo curricular poco estudiado; su relevancia social consiste en ofrecer elementos para que la política educativa regional reconozca a la economía cafetalera no solo como un factor de riesgo para la asistencia escolar, sino como una fuente legítima de contenido pedagógico.</w:t>
       </w:r>
     </w:p>
     <w:p>
@@ -246,25 +228,7 @@
         <w:jc w:val="both"/>
       </w:pPr>
       <w:r>
-        <w:t xml:space="preserve">El estudio adopta un </w:t>
-      </w:r>
-      <w:r>
-        <w:rPr>
-          <w:b/>
-        </w:rPr>
-        <w:t xml:space="preserve">enfoque cualitativo</w:t>
-      </w:r>
-      <w:r>
-        <w:t xml:space="preserve">, mediante un </w:t>
-      </w:r>
-      <w:r>
-        <w:rPr>
-          <w:b/>
-        </w:rPr>
-        <w:t xml:space="preserve">estudio de caso comparativo</w:t>
-      </w:r>
-      <w:r>
-        <w:t xml:space="preserve"> entre tres escuelas primarias indígenas de dos municipios de la Huasteca Poblana: dos escuelas en localidades de Xicotepec de Juárez y una en Tlacuilotepec. El diseño comparativo permite contrastar cómo distintos colectivos docentes, dentro del mismo marco curricular nacional, resuelven de manera diferenciada la articulación entre saberes cafetaleros y contenidos escolares.</w:t>
+        <w:t xml:space="preserve">El estudio adopta un enfoque cualitativo, mediante un estudio de caso comparativo entre tres escuelas primarias indígenas de dos municipios de la Huasteca Poblana: dos escuelas en localidades de Xicotepec de Juárez y una en Tlacuilotepec. El diseño comparativo permite contrastar cómo distintos colectivos docentes, dentro del mismo marco curricular nacional, resuelven de manera diferenciada la articulación entre saberes cafetaleros y contenidos escolares.</w:t>
       </w:r>
     </w:p>
     <w:p>
@@ -280,25 +244,7 @@
         <w:jc w:val="both"/>
       </w:pPr>
       <w:r>
-        <w:t xml:space="preserve">El corpus documental está integrado por </w:t>
-      </w:r>
-      <w:r>
-        <w:rPr>
-          <w:b/>
-        </w:rPr>
-        <w:t xml:space="preserve">dieciocho fuentes</w:t>
-      </w:r>
-      <w:r>
-        <w:t xml:space="preserve">: las planeaciones didácticas de la asignatura de Lengua y Cultura Indígena del ciclo escolar en curso en las tres escuelas, los materiales y proyectos escolares vinculados a temas agrícolas disponibles en cada plantel, y las actas de consejo técnico escolar de los dos ciclos previos. De manera complementaria, se realizaron </w:t>
-      </w:r>
-      <w:r>
-        <w:rPr>
-          <w:b/>
-        </w:rPr>
-        <w:t xml:space="preserve">catorce entrevistas semiestructuradas</w:t>
-      </w:r>
-      <w:r>
-        <w:t xml:space="preserve">: diez a docentes bilingües, entre tres y cuatro por escuela, y cuatro a promotores agroecológicos vinculados a cooperativas cafetaleras locales que colaboran ocasionalmente con las escuelas de la región. Se trata de un corpus y una muestra ilustrativos y no probabilísticos. La Tabla 1 describe las escuelas participantes.</w:t>
+        <w:t xml:space="preserve">El corpus documental está integrado por dieciocho fuentes: las planeaciones didácticas de la asignatura de Lengua y Cultura Indígena del ciclo escolar en curso en las tres escuelas, los materiales y proyectos escolares vinculados a temas agrícolas disponibles en cada plantel, y las actas de consejo técnico escolar de los dos ciclos previos. De manera complementaria, se realizaron catorce entrevistas semiestructuradas: diez a docentes bilingües, entre tres y cuatro por escuela, y cuatro a promotores agroecológicos vinculados a cooperativas cafetaleras locales que colaboran ocasionalmente con las escuelas de la región. Se trata de un corpus y una muestra ilustrativos y no probabilísticos. La Tabla 1 describe las escuelas participantes.</w:t>
       </w:r>
     </w:p>
     <w:p>
@@ -678,25 +624,7 @@
         <w:jc w:val="both"/>
       </w:pPr>
       <w:r>
-        <w:t xml:space="preserve">El análisis fue </w:t>
-      </w:r>
-      <w:r>
-        <w:rPr>
-          <w:b/>
-        </w:rPr>
-        <w:t xml:space="preserve">temático de contenido</w:t>
-      </w:r>
-      <w:r>
-        <w:t xml:space="preserve">, organizado en cuatro categorías: 1) presencia curricular oficial de los saberes agroecológicos cafetaleros, principalmente en la asignatura de Lengua y Cultura Indígena y en proyectos escolares; 2) mediación docente entre el currículo oficial y los saberes locales del café y la milpa; 3) participación de promotores y cooperativas cafetaleras en la vida escolar; y 4) tensiones entre el calendario escolar y el ciclo agrícola del café, en particular la temporada de corte. El procedimiento comprendió codificación temática de entrevistas y documentos, construcción de matrices comparativas entre las tres escuelas, y triangulación entre el discurso docente, el de los promotores agroecológicos y los registros documentales. Las cifras y los nombres de localidades presentados en Resultados son </w:t>
-      </w:r>
-      <w:r>
-        <w:rPr>
-          <w:b/>
-        </w:rPr>
-        <w:t xml:space="preserve">datos ilustrativos con fines académicos</w:t>
-      </w:r>
-      <w:r>
-        <w:t xml:space="preserve">.</w:t>
+        <w:t xml:space="preserve">El análisis fue temático de contenido, organizado en cuatro categorías: 1) presencia curricular oficial de los saberes agroecológicos cafetaleros, principalmente en la asignatura de Lengua y Cultura Indígena y en proyectos escolares; 2) mediación docente entre el currículo oficial y los saberes locales del café y la milpa; 3) participación de promotores y cooperativas cafetaleras en la vida escolar; y 4) tensiones entre el calendario escolar y el ciclo agrícola del café, en particular la temporada de corte. El procedimiento comprendió codificación temática de entrevistas y documentos, construcción de matrices comparativas entre las tres escuelas, y triangulación entre el discurso docente, el de los promotores agroecológicos y los registros documentales. Las cifras y los nombres de localidades presentados en Resultados son datos ilustrativos con fines académicos.</w:t>
       </w:r>
     </w:p>
     <w:p>
